--- a/Adam Scholz for Oplana.docx
+++ b/Adam Scholz for Oplana.docx
@@ -453,13 +453,66 @@
     </w:p>
     <w:p>
       <w:pPr>
-        <w:spacing w:after="160" w:lineRule="auto"/>
-        <w:rPr>
-          <w:rFonts w:ascii="Times New Roman" w:cs="Times New Roman" w:eastAsia="Times New Roman" w:hAnsi="Times New Roman"/>
-          <w:b w:val="1"/>
-          <w:bCs w:val="1"/>
+        <w:rPr>
+          <w:rFonts w:ascii="Times New Roman" w:cs="Times New Roman" w:eastAsia="Times New Roman" w:hAnsi="Times New Roman"/>
           <w:sz w:val="24"/>
           <w:szCs w:val="24"/>
+        </w:rPr>
+      </w:pPr>
+      <w:hyperlink r:id="rId7">
+        <w:r>
+          <w:rPr>
+            <w:rFonts w:ascii="Times New Roman" w:cs="Times New Roman" w:eastAsia="Times New Roman" w:hAnsi="Times New Roman"/>
+            <w:color w:val="1155cc"/>
+            <w:sz w:val="24"/>
+            <w:szCs w:val="24"/>
+            <w:rtl w:val="0"/>
+          </w:rPr>
+          <w:t xml:space="preserve">https://uumeet-zade.github.io/ScholzForOplana/</w:t>
+        </w:r>
+      </w:hyperlink>
+      <w:r>
+        <w:rPr>
+          <w:rtl w:val="0"/>
+        </w:rPr>
+      </w:r>
+    </w:p>
+    <w:p>
+      <w:pPr>
+        <w:rPr>
+          <w:rFonts w:ascii="Times New Roman" w:cs="Times New Roman" w:eastAsia="Times New Roman" w:hAnsi="Times New Roman"/>
+          <w:sz w:val="24"/>
+          <w:szCs w:val="24"/>
+        </w:rPr>
+      </w:pPr>
+      <w:r>
+        <w:rPr>
+          <w:rtl w:val="0"/>
+        </w:rPr>
+      </w:r>
+    </w:p>
+    <w:p>
+      <w:pPr>
+        <w:rPr>
+          <w:rFonts w:ascii="Times New Roman" w:cs="Times New Roman" w:eastAsia="Times New Roman" w:hAnsi="Times New Roman"/>
+          <w:sz w:val="24"/>
+          <w:szCs w:val="24"/>
+        </w:rPr>
+      </w:pPr>
+      <w:r>
+        <w:rPr>
+          <w:rtl w:val="0"/>
+        </w:rPr>
+      </w:r>
+    </w:p>
+    <w:p>
+      <w:pPr>
+        <w:rPr>
+          <w:rFonts w:ascii="Times New Roman" w:cs="Times New Roman" w:eastAsia="Times New Roman" w:hAnsi="Times New Roman"/>
+          <w:b w:val="1"/>
+          <w:bCs w:val="1"/>
+          <w:sz w:val="28"/>
+          <w:szCs w:val="28"/>
         </w:rPr>
       </w:pPr>
       <w:r>
@@ -642,6 +695,20 @@
       <w:sz w:val="52"/>
       <w:szCs w:val="52"/>
     </w:rPr>
+  </w:style>
+  <w:style w:type="table" w:styleId="TableNormal" w:default="1">
+    <w:name w:val="TableNormal"/>
+    <w:tblPr>
+      <w:tblCellMar>
+        <w:top w:w="100.0" w:type="dxa"/>
+        <w:left w:w="100.0" w:type="dxa"/>
+        <w:bottom w:w="100.0" w:type="dxa"/>
+        <w:right w:w="100.0" w:type="dxa"/>
+      </w:tblCellMar>
+    </w:tblPr>
+  </w:style>
+  <w:style w:type="paragraph" w:styleId="Normal" w:default="1">
+    <w:name w:val="normal"/>
   </w:style>
   <w:style w:type="paragraph" w:styleId="Subtitle">
     <w:name w:val="Subtitle"/>
@@ -983,4 +1050,19 @@
   </a:objectDefaults>
   <a:extraClrSchemeLst/>
 </a:theme>
+</file>
+
+<file path=customXML/item1.xml><?xml version="1.0" encoding="utf-8"?>
+<go:gDocsCustomXmlDataStorage xmlns:go="http://customooxmlschemas.google.com/" xmlns:r="http://schemas.openxmlformats.org/officeDocument/2006/relationships" uri="GoogleDocsCustomDataVersion2">
+  <go:docsCustomData xmlns:go="http://customooxmlschemas.google.com/" roundtripDataSignature="AMtx7mh4NoJs+vwi3muhVl16jCCe5L/brA==">CgMxLjA4AHIhMWkzUGI4NlVBV3U4dHo1U0lFekdYenYtWE4zYlBlakhS</go:docsCustomData>
+</go:gDocsCustomXmlDataStorage>
+</file>
+
+<file path=customXML/itemProps1.xml><?xml version="1.0" encoding="utf-8"?>
+<ds:datastoreItem xmlns:ds="http://schemas.openxmlformats.org/officeDocument/2006/customXml" ds:itemID="{11111111-1234-1234-1234-123412341234}">
+  <ds:schemaRefs>
+    <ds:schemaRef ds:uri="http://schemas.openxmlformats.org/officeDocument/2006/relationships"/>
+    <ds:schemaRef ds:uri="http://customooxmlschemas.google.com/"/>
+  </ds:schemaRefs>
+</ds:datastoreItem>
 </file>
--- a/Adam Scholz for Oplana.docx
+++ b/Adam Scholz for Oplana.docx
@@ -499,6 +499,45 @@
           <w:szCs w:val="24"/>
         </w:rPr>
       </w:pPr>
+      <w:r>
+        <w:rPr>
+          <w:rFonts w:ascii="Times New Roman" w:cs="Times New Roman" w:eastAsia="Times New Roman" w:hAnsi="Times New Roman"/>
+          <w:sz w:val="24"/>
+          <w:szCs w:val="24"/>
+        </w:rPr>
+        <w:drawing>
+          <wp:inline distB="114300" distT="114300" distL="114300" distR="114300">
+            <wp:extent cx="5943600" cy="7429500"/>
+            <wp:effectExtent b="0" l="0" r="0" t="0"/>
+            <wp:docPr id="1" name="image1.png"/>
+            <a:graphic>
+              <a:graphicData uri="http://schemas.openxmlformats.org/drawingml/2006/picture">
+                <pic:pic>
+                  <pic:nvPicPr>
+                    <pic:cNvPr id="0" name="image1.png"/>
+                    <pic:cNvPicPr preferRelativeResize="0"/>
+                  </pic:nvPicPr>
+                  <pic:blipFill>
+                    <a:blip r:embed="rId8"/>
+                    <a:srcRect b="0" l="0" r="0" t="0"/>
+                    <a:stretch>
+                      <a:fillRect/>
+                    </a:stretch>
+                  </pic:blipFill>
+                  <pic:spPr>
+                    <a:xfrm>
+                      <a:off x="0" y="0"/>
+                      <a:ext cx="5943600" cy="7429500"/>
+                    </a:xfrm>
+                    <a:prstGeom prst="rect"/>
+                    <a:ln/>
+                  </pic:spPr>
+                </pic:pic>
+              </a:graphicData>
+            </a:graphic>
+          </wp:inline>
+        </w:drawing>
+      </w:r>
       <w:r>
         <w:rPr>
           <w:rtl w:val="0"/>
